--- a/downloads/摘要模板.docx
+++ b/downloads/摘要模板.docx
@@ -15,8 +15,6 @@
           <w:szCs w:val="32"/>
         </w:rPr>
       </w:pPr>
-      <w:bookmarkStart w:id="0" w:name="_GoBack"/>
-      <w:bookmarkEnd w:id="0"/>
       <w:r>
         <w:rPr>
           <w:rFonts w:ascii="Times New Roman" w:hAnsi="Times New Roman" w:eastAsia="宋体" w:cs="Times New Roman"/>
@@ -671,23 +669,8 @@
           <w:lang w:eastAsia="zh-CN"/>
         </w:rPr>
       </w:pPr>
-      <w:r>
-        <w:rPr>
-          <w:rFonts w:ascii="Times New Roman" w:hAnsi="Times New Roman" w:eastAsia="宋体" w:cs="Times New Roman"/>
-          <w:color w:val="FF0000"/>
-          <w:sz w:val="24"/>
-        </w:rPr>
-        <w:t>烦请您填写完成后，将此文件发送至邮箱: dingjh@tju.edu.cn</w:t>
-      </w:r>
-      <w:r>
-        <w:rPr>
-          <w:rFonts w:hint="eastAsia" w:ascii="Times New Roman" w:hAnsi="Times New Roman" w:eastAsia="宋体" w:cs="Times New Roman"/>
-          <w:color w:val="FF0000"/>
-          <w:sz w:val="24"/>
-          <w:lang w:eastAsia="zh-CN"/>
-        </w:rPr>
-        <w:t>。</w:t>
-      </w:r>
+      <w:bookmarkStart w:id="0" w:name="_GoBack"/>
+      <w:bookmarkEnd w:id="0"/>
     </w:p>
     <w:sectPr>
       <w:headerReference r:id="rId3" w:type="default"/>
